--- a/Tanaa Maul CV.docx
+++ b/Tanaa Maul CV.docx
@@ -51,15 +51,6 @@
         <w:spacing w:after="40" w:before="0" w:lineRule="auto"/>
         <w:rPr/>
       </w:pPr>
-      <w:sdt>
-        <w:sdtPr>
-          <w:id w:val="1994496725"/>
-          <w:tag w:val="goog_rdk_0"/>
-        </w:sdtPr>
-        <w:sdtContent>
-          <w:commentRangeStart w:id="0"/>
-        </w:sdtContent>
-      </w:sdt>
       <w:r>
         <w:rPr>
           <w:rFonts w:ascii="Arial" w:cs="Arial" w:eastAsia="Arial" w:hAnsi="Arial"/>
@@ -68,21 +59,74 @@
           <w:szCs w:val="18"/>
           <w:rtl w:val="0"/>
         </w:rPr>
-        <w:t xml:space="preserve">UK-based (open to EU &amp; Barcelona relocation)  ·</w:t>
-      </w:r>
-      <w:commentRangeEnd w:id="0"/>
-      <w:r>
-        <w:commentReference w:id="0"/>
-      </w:r>
-      <w:r>
-        <w:rPr>
-          <w:rFonts w:ascii="Arial" w:cs="Arial" w:eastAsia="Arial" w:hAnsi="Arial"/>
+        <w:t xml:space="preserve">UK</w:t>
+      </w:r>
+      <w:r>
+        <w:rPr>
           <w:color w:val="777777"/>
           <w:sz w:val="18"/>
           <w:szCs w:val="18"/>
           <w:rtl w:val="0"/>
         </w:rPr>
-        <w:t xml:space="preserve">  linkedin.com/in/tanaamaul  ·  Available immediately</w:t>
+        <w:t xml:space="preserve">/EU </w:t>
+      </w:r>
+      <w:r>
+        <w:rPr>
+          <w:rFonts w:ascii="Arial" w:cs="Arial" w:eastAsia="Arial" w:hAnsi="Arial"/>
+          <w:color w:val="777777"/>
+          <w:sz w:val="18"/>
+          <w:szCs w:val="18"/>
+          <w:rtl w:val="0"/>
+        </w:rPr>
+        <w:t xml:space="preserve">based (</w:t>
+      </w:r>
+      <w:r>
+        <w:rPr>
+          <w:color w:val="777777"/>
+          <w:sz w:val="18"/>
+          <w:szCs w:val="18"/>
+          <w:rtl w:val="0"/>
+        </w:rPr>
+        <w:t xml:space="preserve">Remote)</w:t>
+      </w:r>
+      <w:r>
+        <w:rPr>
+          <w:rFonts w:ascii="Arial" w:cs="Arial" w:eastAsia="Arial" w:hAnsi="Arial"/>
+          <w:color w:val="777777"/>
+          <w:sz w:val="18"/>
+          <w:szCs w:val="18"/>
+          <w:rtl w:val="0"/>
+        </w:rPr>
+        <w:t xml:space="preserve">  ·</w:t>
+      </w:r>
+      <w:r>
+        <w:rPr>
+          <w:rFonts w:ascii="Arial" w:cs="Arial" w:eastAsia="Arial" w:hAnsi="Arial"/>
+          <w:color w:val="777777"/>
+          <w:sz w:val="18"/>
+          <w:szCs w:val="18"/>
+          <w:rtl w:val="0"/>
+        </w:rPr>
+        <w:t xml:space="preserve">  linkedin.com/in/tanaamaul  · </w:t>
+      </w:r>
+      <w:r>
+        <w:rPr>
+          <w:color w:val="777777"/>
+          <w:sz w:val="18"/>
+          <w:szCs w:val="18"/>
+          <w:rtl w:val="0"/>
+        </w:rPr>
+        <w:t xml:space="preserve">tanaatechsales.com  ·  </w:t>
+      </w:r>
+      <w:r>
+        <w:rPr>
+          <w:rFonts w:ascii="Arial" w:cs="Arial" w:eastAsia="Arial" w:hAnsi="Arial"/>
+          <w:color w:val="777777"/>
+          <w:sz w:val="18"/>
+          <w:szCs w:val="18"/>
+          <w:rtl w:val="0"/>
+        </w:rPr>
+        <w:t xml:space="preserve">Available immediately</w:t>
       </w:r>
       <w:r>
         <w:rPr>
@@ -248,7 +292,7 @@
           <w:szCs w:val="22"/>
           <w:rtl w:val="0"/>
         </w:rPr>
-        <w:t xml:space="preserve">Business Development Director</w:t>
+        <w:t xml:space="preserve">Account Manager &amp; Sales Development</w:t>
       </w:r>
       <w:r>
         <w:rPr>
@@ -259,6 +303,13 @@
           <w:rtl w:val="0"/>
         </w:rPr>
         <w:t xml:space="preserve">  ·  </w:t>
+      </w:r>
+      <w:r>
+        <w:rPr>
+          <w:color w:val="1b4f8a"/>
+          <w:rtl w:val="0"/>
+        </w:rPr>
+        <w:t xml:space="preserve">TheBottomLine.me</w:t>
       </w:r>
       <w:r>
         <w:rPr>
@@ -268,10 +319,11 @@
           <w:szCs w:val="20"/>
           <w:rtl w:val="0"/>
         </w:rPr>
-        <w:t xml:space="preserve">Shoots Plants </w:t>
-      </w:r>
-      <w:r>
-        <w:rPr>
+        <w:t xml:space="preserve"> </w:t>
+      </w:r>
+      <w:r>
+        <w:rPr>
+          <w:rFonts w:ascii="Arial" w:cs="Arial" w:eastAsia="Arial" w:hAnsi="Arial"/>
           <w:i w:val="1"/>
           <w:iCs w:val="1"/>
           <w:color w:val="777777"/>
@@ -279,11 +331,10 @@
           <w:szCs w:val="18"/>
           <w:rtl w:val="0"/>
         </w:rPr>
-        <w:t xml:space="preserve">January 2026</w:t>
-      </w:r>
-      <w:r>
-        <w:rPr>
-          <w:rFonts w:ascii="Arial" w:cs="Arial" w:eastAsia="Arial" w:hAnsi="Arial"/>
+        <w:t xml:space="preserve">Jan 2023 – </w:t>
+      </w:r>
+      <w:r>
+        <w:rPr>
           <w:i w:val="1"/>
           <w:iCs w:val="1"/>
           <w:color w:val="777777"/>
@@ -291,7 +342,7 @@
           <w:szCs w:val="18"/>
           <w:rtl w:val="0"/>
         </w:rPr>
-        <w:t xml:space="preserve"> – Present</w:t>
+        <w:t xml:space="preserve">Present</w:t>
       </w:r>
       <w:r>
         <w:rPr>
@@ -302,7 +353,21 @@
     <w:p>
       <w:pPr>
         <w:spacing w:after="50" w:before="0" w:lineRule="auto"/>
-        <w:rPr/>
+        <w:rPr>
+          <w:rFonts w:ascii="Arial" w:cs="Arial" w:eastAsia="Arial" w:hAnsi="Arial"/>
+          <w:b w:val="0"/>
+          <w:bCs w:val="0"/>
+          <w:i w:val="0"/>
+          <w:iCs w:val="0"/>
+          <w:smallCaps w:val="0"/>
+          <w:strike w:val="0"/>
+          <w:color w:val="444444"/>
+          <w:sz w:val="19"/>
+          <w:szCs w:val="19"/>
+          <w:u w:val="none"/>
+          <w:shd w:fill="auto" w:val="clear"/>
+          <w:vertAlign w:val="baseline"/>
+        </w:rPr>
       </w:pPr>
       <w:r>
         <w:rPr>
@@ -314,20 +379,10 @@
           <w:szCs w:val="18"/>
           <w:rtl w:val="0"/>
         </w:rPr>
-        <w:t xml:space="preserve">B2B outbound sales development · </w:t>
-      </w:r>
-      <w:sdt>
-        <w:sdtPr>
-          <w:id w:val="-1093975217"/>
-          <w:tag w:val="goog_rdk_1"/>
-        </w:sdtPr>
-        <w:sdtContent>
-          <w:commentRangeStart w:id="1"/>
-        </w:sdtContent>
-      </w:sdt>
-      <w:r>
-        <w:rPr>
-          <w:rFonts w:ascii="Arial" w:cs="Arial" w:eastAsia="Arial" w:hAnsi="Arial"/>
+        <w:t xml:space="preserve">High-ticket B2C health programmes and B2B premium </w:t>
+      </w:r>
+      <w:r>
+        <w:rPr>
           <w:i w:val="1"/>
           <w:iCs w:val="1"/>
           <w:color w:val="777777"/>
@@ -335,11 +390,41 @@
           <w:szCs w:val="18"/>
           <w:rtl w:val="0"/>
         </w:rPr>
+        <w:t xml:space="preserve">biophilic design</w:t>
+      </w:r>
+      <w:r>
+        <w:rPr>
+          <w:rFonts w:ascii="Arial" w:cs="Arial" w:eastAsia="Arial" w:hAnsi="Arial"/>
+          <w:i w:val="1"/>
+          <w:iCs w:val="1"/>
+          <w:color w:val="777777"/>
+          <w:sz w:val="18"/>
+          <w:szCs w:val="18"/>
+          <w:rtl w:val="0"/>
+        </w:rPr>
+        <w:t xml:space="preserve"> · Inbound &amp; outbound sales</w:t>
+      </w:r>
+      <w:r>
+        <w:rPr>
+          <w:i w:val="1"/>
+          <w:iCs w:val="1"/>
+          <w:color w:val="777777"/>
+          <w:sz w:val="18"/>
+          <w:szCs w:val="18"/>
+          <w:rtl w:val="0"/>
+        </w:rPr>
+        <w:t xml:space="preserve"> · </w:t>
+      </w:r>
+      <w:r>
+        <w:rPr>
+          <w:i w:val="1"/>
+          <w:iCs w:val="1"/>
+          <w:color w:val="777777"/>
+          <w:sz w:val="18"/>
+          <w:szCs w:val="18"/>
+          <w:rtl w:val="0"/>
+        </w:rPr>
         <w:t xml:space="preserve">Remote / London</w:t>
-      </w:r>
-      <w:commentRangeEnd w:id="1"/>
-      <w:r>
-        <w:commentReference w:id="1"/>
       </w:r>
       <w:r>
         <w:rPr>
@@ -353,10 +438,6 @@
         <w:keepLines w:val="0"/>
         <w:pageBreakBefore w:val="0"/>
         <w:widowControl w:val="1"/>
-        <w:numPr>
-          <w:ilvl w:val="0"/>
-          <w:numId w:val="1"/>
-        </w:numPr>
         <w:pBdr>
           <w:top w:space="0" w:sz="0" w:val="nil"/>
           <w:left w:space="0" w:sz="0" w:val="nil"/>
@@ -366,94 +447,14 @@
         </w:pBdr>
         <w:shd w:fill="auto" w:val="clear"/>
         <w:spacing w:after="35" w:before="35" w:line="240" w:lineRule="auto"/>
-        <w:ind w:left="480" w:right="0" w:hanging="240"/>
+        <w:ind w:right="0"/>
         <w:jc w:val="left"/>
-        <w:rPr/>
-      </w:pPr>
-      <w:r>
-        <w:rPr>
-          <w:rFonts w:ascii="Arial" w:cs="Arial" w:eastAsia="Arial" w:hAnsi="Arial"/>
-          <w:b w:val="0"/>
-          <w:bCs w:val="0"/>
-          <w:i w:val="0"/>
-          <w:iCs w:val="0"/>
-          <w:smallCaps w:val="0"/>
-          <w:strike w:val="0"/>
-          <w:color w:val="444444"/>
-          <w:sz w:val="19"/>
-          <w:szCs w:val="19"/>
-          <w:u w:val="none"/>
-          <w:shd w:fill="auto" w:val="clear"/>
-          <w:vertAlign w:val="baseline"/>
-          <w:rtl w:val="0"/>
-        </w:rPr>
-        <w:t xml:space="preserve">Owns the full outbound sales development motion for the business: ICP research, data enrichment, campaign design, sequencing, and stakeholder outreach</w:t>
-      </w:r>
-      <w:r>
-        <w:rPr>
-          <w:color w:val="444444"/>
-          <w:sz w:val="19"/>
-          <w:szCs w:val="19"/>
-          <w:rtl w:val="0"/>
-        </w:rPr>
-        <w:t xml:space="preserve">,</w:t>
-      </w:r>
-      <w:r>
-        <w:rPr>
-          <w:rFonts w:ascii="Arial" w:cs="Arial" w:eastAsia="Arial" w:hAnsi="Arial"/>
-          <w:b w:val="0"/>
-          <w:bCs w:val="0"/>
-          <w:i w:val="0"/>
-          <w:iCs w:val="0"/>
-          <w:smallCaps w:val="0"/>
-          <w:strike w:val="0"/>
-          <w:color w:val="444444"/>
-          <w:sz w:val="19"/>
-          <w:szCs w:val="19"/>
-          <w:u w:val="none"/>
-          <w:shd w:fill="auto" w:val="clear"/>
-          <w:vertAlign w:val="baseline"/>
-          <w:rtl w:val="0"/>
-        </w:rPr>
-        <w:t xml:space="preserve"> </w:t>
-      </w:r>
-      <w:r>
-        <w:rPr>
-          <w:color w:val="444444"/>
-          <w:sz w:val="19"/>
-          <w:szCs w:val="19"/>
-          <w:rtl w:val="0"/>
-        </w:rPr>
-        <w:t xml:space="preserve">generated</w:t>
-      </w:r>
-      <w:r>
-        <w:rPr>
-          <w:rFonts w:ascii="Arial" w:cs="Arial" w:eastAsia="Arial" w:hAnsi="Arial"/>
-          <w:b w:val="0"/>
-          <w:bCs w:val="0"/>
-          <w:i w:val="0"/>
-          <w:iCs w:val="0"/>
-          <w:smallCaps w:val="0"/>
-          <w:strike w:val="0"/>
-          <w:color w:val="444444"/>
-          <w:sz w:val="19"/>
-          <w:szCs w:val="19"/>
-          <w:u w:val="none"/>
-          <w:shd w:fill="auto" w:val="clear"/>
-          <w:vertAlign w:val="baseline"/>
-          <w:rtl w:val="0"/>
-        </w:rPr>
-        <w:t xml:space="preserve"> £750k net-new pipeline</w:t>
-      </w:r>
-      <w:r>
-        <w:rPr>
-          <w:color w:val="444444"/>
-          <w:sz w:val="19"/>
-          <w:szCs w:val="19"/>
-          <w:rtl w:val="0"/>
-        </w:rPr>
-        <w:t xml:space="preserve">.</w:t>
-      </w:r>
+        <w:rPr>
+          <w:color w:val="444444"/>
+          <w:sz w:val="19"/>
+          <w:szCs w:val="19"/>
+        </w:rPr>
+      </w:pPr>
       <w:r>
         <w:rPr>
           <w:rtl w:val="0"/>
@@ -466,10 +467,6 @@
         <w:keepLines w:val="0"/>
         <w:pageBreakBefore w:val="0"/>
         <w:widowControl w:val="1"/>
-        <w:numPr>
-          <w:ilvl w:val="0"/>
-          <w:numId w:val="1"/>
-        </w:numPr>
         <w:pBdr>
           <w:top w:space="0" w:sz="0" w:val="nil"/>
           <w:left w:space="0" w:sz="0" w:val="nil"/>
@@ -479,61 +476,26 @@
         </w:pBdr>
         <w:shd w:fill="auto" w:val="clear"/>
         <w:spacing w:after="35" w:before="35" w:line="240" w:lineRule="auto"/>
-        <w:ind w:left="480" w:right="0" w:hanging="240"/>
+        <w:ind w:right="0"/>
         <w:jc w:val="left"/>
-        <w:rPr/>
-      </w:pPr>
-      <w:r>
-        <w:rPr>
-          <w:rFonts w:ascii="Arial" w:cs="Arial" w:eastAsia="Arial" w:hAnsi="Arial"/>
-          <w:b w:val="0"/>
-          <w:bCs w:val="0"/>
-          <w:i w:val="0"/>
-          <w:iCs w:val="0"/>
-          <w:smallCaps w:val="0"/>
-          <w:strike w:val="0"/>
-          <w:color w:val="444444"/>
-          <w:sz w:val="19"/>
-          <w:szCs w:val="19"/>
-          <w:u w:val="none"/>
-          <w:shd w:fill="auto" w:val="clear"/>
-          <w:vertAlign w:val="baseline"/>
-          <w:rtl w:val="0"/>
-        </w:rPr>
-        <w:t xml:space="preserve">Built a 200+ ICP list across hospitality, coworking, and premium office verticals</w:t>
-      </w:r>
-      <w:r>
-        <w:rPr>
-          <w:color w:val="444444"/>
-          <w:sz w:val="19"/>
-          <w:szCs w:val="19"/>
-          <w:rtl w:val="0"/>
-        </w:rPr>
-        <w:t xml:space="preserve">,</w:t>
-      </w:r>
-      <w:r>
-        <w:rPr>
-          <w:rFonts w:ascii="Arial" w:cs="Arial" w:eastAsia="Arial" w:hAnsi="Arial"/>
-          <w:b w:val="0"/>
-          <w:bCs w:val="0"/>
-          <w:i w:val="0"/>
-          <w:iCs w:val="0"/>
-          <w:smallCaps w:val="0"/>
-          <w:strike w:val="0"/>
-          <w:color w:val="444444"/>
-          <w:sz w:val="19"/>
-          <w:szCs w:val="19"/>
-          <w:u w:val="none"/>
-          <w:shd w:fill="auto" w:val="clear"/>
-          <w:vertAlign w:val="baseline"/>
-          <w:rtl w:val="0"/>
-        </w:rPr>
-        <w:t xml:space="preserve"> qualifying accounts against a £100k+ deal threshold by tracking market signals including new site openings, planning permissions, and hiring activity.</w:t>
-      </w:r>
-      <w:r>
-        <w:rPr>
-          <w:rtl w:val="0"/>
-        </w:rPr>
+        <w:rPr>
+          <w:rFonts w:ascii="Roboto" w:cs="Roboto" w:eastAsia="Roboto" w:hAnsi="Roboto"/>
+          <w:color w:val="444444"/>
+          <w:sz w:val="19"/>
+          <w:szCs w:val="19"/>
+          <w:highlight w:val="white"/>
+        </w:rPr>
+      </w:pPr>
+      <w:r>
+        <w:rPr>
+          <w:rFonts w:ascii="Roboto" w:cs="Roboto" w:eastAsia="Roboto" w:hAnsi="Roboto"/>
+          <w:color w:val="444444"/>
+          <w:sz w:val="19"/>
+          <w:szCs w:val="19"/>
+          <w:highlight w:val="white"/>
+          <w:rtl w:val="0"/>
+        </w:rPr>
+        <w:t xml:space="preserve">Ran the full revenue cycle, from first outreach to close to renewal, across 2 high ticket health programmes:</w:t>
       </w:r>
     </w:p>
     <w:p>
@@ -542,10 +504,6 @@
         <w:keepLines w:val="0"/>
         <w:pageBreakBefore w:val="0"/>
         <w:widowControl w:val="1"/>
-        <w:numPr>
-          <w:ilvl w:val="0"/>
-          <w:numId w:val="1"/>
-        </w:numPr>
         <w:pBdr>
           <w:top w:space="0" w:sz="0" w:val="nil"/>
           <w:left w:space="0" w:sz="0" w:val="nil"/>
@@ -555,61 +513,125 @@
         </w:pBdr>
         <w:shd w:fill="auto" w:val="clear"/>
         <w:spacing w:after="35" w:before="35" w:line="240" w:lineRule="auto"/>
-        <w:ind w:left="480" w:right="0" w:hanging="240"/>
+        <w:ind w:right="0"/>
         <w:jc w:val="left"/>
-        <w:rPr/>
-      </w:pPr>
-      <w:r>
-        <w:rPr>
-          <w:rFonts w:ascii="Arial" w:cs="Arial" w:eastAsia="Arial" w:hAnsi="Arial"/>
-          <w:b w:val="0"/>
-          <w:bCs w:val="0"/>
-          <w:i w:val="0"/>
-          <w:iCs w:val="0"/>
-          <w:smallCaps w:val="0"/>
-          <w:strike w:val="0"/>
-          <w:color w:val="444444"/>
-          <w:sz w:val="19"/>
-          <w:szCs w:val="19"/>
-          <w:u w:val="none"/>
-          <w:shd w:fill="auto" w:val="clear"/>
-          <w:vertAlign w:val="baseline"/>
-          <w:rtl w:val="0"/>
-        </w:rPr>
-        <w:t xml:space="preserve">Designed a campaign framework combining email (Apollo, Instantly.ai), LinkedIn personalisation (Claude-assisted briefing), and tactile direct mail</w:t>
-      </w:r>
-      <w:r>
-        <w:rPr>
-          <w:color w:val="444444"/>
-          <w:sz w:val="19"/>
-          <w:szCs w:val="19"/>
-          <w:rtl w:val="0"/>
-        </w:rPr>
-        <w:t xml:space="preserve">,</w:t>
-      </w:r>
-      <w:r>
-        <w:rPr>
-          <w:rFonts w:ascii="Arial" w:cs="Arial" w:eastAsia="Arial" w:hAnsi="Arial"/>
-          <w:b w:val="0"/>
-          <w:bCs w:val="0"/>
-          <w:i w:val="0"/>
-          <w:iCs w:val="0"/>
-          <w:smallCaps w:val="0"/>
-          <w:strike w:val="0"/>
-          <w:color w:val="444444"/>
-          <w:sz w:val="19"/>
-          <w:szCs w:val="19"/>
-          <w:u w:val="none"/>
-          <w:shd w:fill="auto" w:val="clear"/>
-          <w:vertAlign w:val="baseline"/>
-          <w:rtl w:val="0"/>
-        </w:rPr>
-        <w:t xml:space="preserve"> prioritising deliverability, personalisation, and signal-based timing over volume spray.</w:t>
-      </w:r>
-      <w:r>
-        <w:rPr>
-          <w:rtl w:val="0"/>
-        </w:rPr>
+        <w:rPr>
+          <w:rFonts w:ascii="Roboto" w:cs="Roboto" w:eastAsia="Roboto" w:hAnsi="Roboto"/>
+          <w:color w:val="444444"/>
+          <w:sz w:val="19"/>
+          <w:szCs w:val="19"/>
+          <w:highlight w:val="white"/>
+        </w:rPr>
+      </w:pPr>
+      <w:r>
+        <w:rPr>
+          <w:rtl w:val="0"/>
+        </w:rPr>
+      </w:r>
+    </w:p>
+    <w:p>
+      <w:pPr>
+        <w:numPr>
+          <w:ilvl w:val="0"/>
+          <w:numId w:val="1"/>
+        </w:numPr>
+        <w:spacing w:after="35" w:before="35" w:lineRule="auto"/>
+        <w:ind w:left="480" w:hanging="240"/>
+      </w:pPr>
+      <w:r>
+        <w:rPr>
+          <w:rFonts w:ascii="Roboto" w:cs="Roboto" w:eastAsia="Roboto" w:hAnsi="Roboto"/>
+          <w:color w:val="444444"/>
+          <w:sz w:val="19"/>
+          <w:szCs w:val="19"/>
+          <w:highlight w:val="white"/>
+          <w:rtl w:val="0"/>
+        </w:rPr>
+        <w:t xml:space="preserve">Consistent 40% close rate on qualified calls across inbound and outbound pipelines</w:t>
+      </w:r>
+    </w:p>
+    <w:p>
+      <w:pPr>
+        <w:numPr>
+          <w:ilvl w:val="0"/>
+          <w:numId w:val="1"/>
+        </w:numPr>
+        <w:spacing w:after="35" w:before="35" w:lineRule="auto"/>
+        <w:ind w:left="480" w:hanging="240"/>
+      </w:pPr>
+      <w:r>
+        <w:rPr>
+          <w:rFonts w:ascii="Roboto" w:cs="Roboto" w:eastAsia="Roboto" w:hAnsi="Roboto"/>
+          <w:color w:val="444444"/>
+          <w:sz w:val="19"/>
+          <w:szCs w:val="19"/>
+          <w:highlight w:val="white"/>
+          <w:rtl w:val="0"/>
+        </w:rPr>
+        <w:t xml:space="preserve">Drove 200% membership growth within six months through improved onboarding and client fulfilment, follower count rose from 30K to 90K on Instagram due to removing bottlenecks</w:t>
+      </w:r>
+    </w:p>
+    <w:p>
+      <w:pPr>
+        <w:numPr>
+          <w:ilvl w:val="0"/>
+          <w:numId w:val="1"/>
+        </w:numPr>
+        <w:spacing w:after="35" w:before="35" w:lineRule="auto"/>
+        <w:ind w:left="480" w:hanging="240"/>
+      </w:pPr>
+      <w:r>
+        <w:rPr>
+          <w:rFonts w:ascii="Roboto" w:cs="Roboto" w:eastAsia="Roboto" w:hAnsi="Roboto"/>
+          <w:color w:val="444444"/>
+          <w:sz w:val="19"/>
+          <w:szCs w:val="19"/>
+          <w:highlight w:val="white"/>
+          <w:rtl w:val="0"/>
+        </w:rPr>
+        <w:t xml:space="preserve">Managed the partnership between a leading functional medicine UK brand and one of the UK’s fastest growing fitness brands (264K+ followers). Sourced and facilitated other high value partnerships through personal network, owned all client calls and delivery</w:t>
+      </w:r>
+    </w:p>
+    <w:p>
+      <w:pPr>
+        <w:numPr>
+          <w:ilvl w:val="0"/>
+          <w:numId w:val="1"/>
+        </w:numPr>
+        <w:spacing w:after="35" w:before="35" w:lineRule="auto"/>
+        <w:ind w:left="480" w:hanging="240"/>
+      </w:pPr>
+      <w:r>
+        <w:rPr>
+          <w:rFonts w:ascii="Roboto" w:cs="Roboto" w:eastAsia="Roboto" w:hAnsi="Roboto"/>
+          <w:color w:val="444444"/>
+          <w:sz w:val="19"/>
+          <w:szCs w:val="19"/>
+          <w:highlight w:val="white"/>
+          <w:rtl w:val="0"/>
+        </w:rPr>
+        <w:t xml:space="preserve">Zero churn on personally managed accounts</w:t>
+      </w:r>
+    </w:p>
+    <w:p>
+      <w:pPr>
+        <w:numPr>
+          <w:ilvl w:val="0"/>
+          <w:numId w:val="1"/>
+        </w:numPr>
+        <w:spacing w:after="35" w:before="35" w:lineRule="auto"/>
+        <w:ind w:left="480" w:hanging="240"/>
+      </w:pPr>
+      <w:r>
+        <w:rPr>
+          <w:rFonts w:ascii="Roboto" w:cs="Roboto" w:eastAsia="Roboto" w:hAnsi="Roboto"/>
+          <w:color w:val="444444"/>
+          <w:sz w:val="19"/>
+          <w:szCs w:val="19"/>
+          <w:highlight w:val="white"/>
+          <w:rtl w:val="0"/>
+        </w:rPr>
+        <w:t xml:space="preserve">Appointed Head of Client Experience &amp; Retention at an established peak performance programme (90K+ followers), owning the full post-sale lifecycle: onboarding quality, at-risk intervention, fulfilment compliance, and ascension into longterm continuation. Mandate: cut churn 30-40% from a 17% baseline and drive 90%+ ascension into backend program.</w:t>
       </w:r>
     </w:p>
     <w:p>
@@ -618,10 +640,6 @@
         <w:keepLines w:val="0"/>
         <w:pageBreakBefore w:val="0"/>
         <w:widowControl w:val="1"/>
-        <w:numPr>
-          <w:ilvl w:val="0"/>
-          <w:numId w:val="1"/>
-        </w:numPr>
         <w:pBdr>
           <w:top w:space="0" w:sz="0" w:val="nil"/>
           <w:left w:space="0" w:sz="0" w:val="nil"/>
@@ -631,57 +649,16 @@
         </w:pBdr>
         <w:shd w:fill="auto" w:val="clear"/>
         <w:spacing w:after="35" w:before="35" w:line="240" w:lineRule="auto"/>
-        <w:ind w:left="480" w:right="0" w:hanging="240"/>
+        <w:ind w:right="0"/>
         <w:jc w:val="left"/>
-        <w:rPr/>
-      </w:pPr>
-      <w:r>
-        <w:rPr>
-          <w:rFonts w:ascii="Arial" w:cs="Arial" w:eastAsia="Arial" w:hAnsi="Arial"/>
-          <w:b w:val="0"/>
-          <w:bCs w:val="0"/>
-          <w:i w:val="0"/>
-          <w:iCs w:val="0"/>
-          <w:smallCaps w:val="0"/>
-          <w:strike w:val="0"/>
-          <w:color w:val="444444"/>
-          <w:sz w:val="19"/>
-          <w:szCs w:val="19"/>
-          <w:u w:val="none"/>
-          <w:shd w:fill="auto" w:val="clear"/>
-          <w:vertAlign w:val="baseline"/>
-          <w:rtl w:val="0"/>
-        </w:rPr>
-        <w:t xml:space="preserve">Ran data enrichment pipeline via specialist researcher to validate contact accuracy before outreach</w:t>
-      </w:r>
-      <w:r>
-        <w:rPr>
-          <w:color w:val="444444"/>
-          <w:sz w:val="19"/>
-          <w:szCs w:val="19"/>
-          <w:rtl w:val="0"/>
-        </w:rPr>
-        <w:t xml:space="preserve">,</w:t>
-      </w:r>
-      <w:r>
-        <w:rPr>
-          <w:rFonts w:ascii="Arial" w:cs="Arial" w:eastAsia="Arial" w:hAnsi="Arial"/>
-          <w:b w:val="0"/>
-          <w:bCs w:val="0"/>
-          <w:i w:val="0"/>
-          <w:iCs w:val="0"/>
-          <w:smallCaps w:val="0"/>
-          <w:strike w:val="0"/>
-          <w:color w:val="444444"/>
-          <w:sz w:val="19"/>
-          <w:szCs w:val="19"/>
-          <w:u w:val="none"/>
-          <w:shd w:fill="auto" w:val="clear"/>
-          <w:vertAlign w:val="baseline"/>
-          <w:rtl w:val="0"/>
-        </w:rPr>
-        <w:t xml:space="preserve"> improving deliverability and reducing wasted sequences.</w:t>
-      </w:r>
+        <w:rPr>
+          <w:rFonts w:ascii="Roboto" w:cs="Roboto" w:eastAsia="Roboto" w:hAnsi="Roboto"/>
+          <w:color w:val="444444"/>
+          <w:sz w:val="19"/>
+          <w:szCs w:val="19"/>
+          <w:highlight w:val="white"/>
+        </w:rPr>
+      </w:pPr>
       <w:r>
         <w:rPr>
           <w:rtl w:val="0"/>
@@ -694,10 +671,6 @@
         <w:keepLines w:val="0"/>
         <w:pageBreakBefore w:val="0"/>
         <w:widowControl w:val="1"/>
-        <w:numPr>
-          <w:ilvl w:val="0"/>
-          <w:numId w:val="1"/>
-        </w:numPr>
         <w:pBdr>
           <w:top w:space="0" w:sz="0" w:val="nil"/>
           <w:left w:space="0" w:sz="0" w:val="nil"/>
@@ -707,213 +680,26 @@
         </w:pBdr>
         <w:shd w:fill="auto" w:val="clear"/>
         <w:spacing w:after="35" w:before="35" w:line="240" w:lineRule="auto"/>
-        <w:ind w:left="480" w:right="0" w:hanging="240"/>
+        <w:ind w:right="0"/>
         <w:jc w:val="left"/>
-        <w:rPr/>
-      </w:pPr>
-      <w:r>
-        <w:rPr>
-          <w:rFonts w:ascii="Arial" w:cs="Arial" w:eastAsia="Arial" w:hAnsi="Arial"/>
-          <w:b w:val="0"/>
-          <w:bCs w:val="0"/>
-          <w:i w:val="0"/>
-          <w:iCs w:val="0"/>
-          <w:smallCaps w:val="0"/>
-          <w:strike w:val="0"/>
-          <w:color w:val="444444"/>
-          <w:sz w:val="19"/>
-          <w:szCs w:val="19"/>
-          <w:u w:val="none"/>
-          <w:shd w:fill="auto" w:val="clear"/>
-          <w:vertAlign w:val="baseline"/>
-          <w:rtl w:val="0"/>
-        </w:rPr>
-        <w:t xml:space="preserve">Developed market intelligence reports and competitor analysis to inform targeting strategy; proposed and scoped a £170k+ anchor deal model based on the business's largest historical contract.</w:t>
-      </w:r>
-      <w:r>
-        <w:rPr>
-          <w:rtl w:val="0"/>
-        </w:rPr>
-      </w:r>
-    </w:p>
-    <w:p>
-      <w:pPr>
-        <w:spacing w:after="40" w:before="0" w:lineRule="auto"/>
-        <w:rPr/>
-      </w:pPr>
-      <w:r>
-        <w:rPr>
-          <w:rtl w:val="0"/>
-        </w:rPr>
-      </w:r>
-    </w:p>
-    <w:p>
-      <w:pPr>
-        <w:tabs>
-          <w:tab w:val="right" w:leader="none" w:pos="9360"/>
-        </w:tabs>
-        <w:spacing w:after="20" w:before="180" w:lineRule="auto"/>
-        <w:rPr/>
-      </w:pPr>
-      <w:r>
-        <w:rPr>
-          <w:rFonts w:ascii="Arial" w:cs="Arial" w:eastAsia="Arial" w:hAnsi="Arial"/>
-          <w:b w:val="1"/>
-          <w:bCs w:val="1"/>
-          <w:color w:val="1a1a1a"/>
-          <w:sz w:val="22"/>
-          <w:szCs w:val="22"/>
-          <w:rtl w:val="0"/>
-        </w:rPr>
-        <w:t xml:space="preserve">Account Manager &amp; Sales Development</w:t>
-      </w:r>
-      <w:r>
-        <w:rPr>
-          <w:rFonts w:ascii="Arial" w:cs="Arial" w:eastAsia="Arial" w:hAnsi="Arial"/>
-          <w:color w:val="777777"/>
-          <w:sz w:val="20"/>
-          <w:szCs w:val="20"/>
-          <w:rtl w:val="0"/>
-        </w:rPr>
-        <w:t xml:space="preserve">  ·  </w:t>
-      </w:r>
-      <w:sdt>
-        <w:sdtPr>
-          <w:id w:val="-61833505"/>
-          <w:tag w:val="goog_rdk_2"/>
-        </w:sdtPr>
-        <w:sdtContent>
-          <w:commentRangeStart w:id="2"/>
-        </w:sdtContent>
-      </w:sdt>
-      <w:r>
-        <w:rPr>
-          <w:rFonts w:ascii="Arial" w:cs="Arial" w:eastAsia="Arial" w:hAnsi="Arial"/>
-          <w:color w:val="1b4f8a"/>
-          <w:sz w:val="20"/>
-          <w:szCs w:val="20"/>
-          <w:rtl w:val="0"/>
-        </w:rPr>
-        <w:t xml:space="preserve">I</w:t>
-      </w:r>
-      <w:r>
-        <w:rPr>
-          <w:color w:val="1b4f8a"/>
-          <w:rtl w:val="0"/>
-        </w:rPr>
-        <w:t xml:space="preserve">nner Warrior Activation</w:t>
-      </w:r>
-      <w:r>
-        <w:rPr>
-          <w:rFonts w:ascii="Arial" w:cs="Arial" w:eastAsia="Arial" w:hAnsi="Arial"/>
-          <w:color w:val="1b4f8a"/>
-          <w:sz w:val="20"/>
-          <w:szCs w:val="20"/>
-          <w:rtl w:val="0"/>
-        </w:rPr>
-        <w:t xml:space="preserve"> </w:t>
-      </w:r>
-      <w:commentRangeEnd w:id="2"/>
-      <w:r>
-        <w:commentReference w:id="2"/>
-      </w:r>
-      <w:r>
-        <w:rPr>
-          <w:rFonts w:ascii="Arial" w:cs="Arial" w:eastAsia="Arial" w:hAnsi="Arial"/>
-          <w:i w:val="1"/>
-          <w:iCs w:val="1"/>
-          <w:color w:val="777777"/>
-          <w:sz w:val="18"/>
-          <w:szCs w:val="18"/>
-          <w:rtl w:val="0"/>
-        </w:rPr>
-        <w:t xml:space="preserve">Jan 2023 – </w:t>
-      </w:r>
-      <w:r>
-        <w:rPr>
-          <w:i w:val="1"/>
-          <w:iCs w:val="1"/>
-          <w:color w:val="777777"/>
-          <w:sz w:val="18"/>
-          <w:szCs w:val="18"/>
-          <w:rtl w:val="0"/>
-        </w:rPr>
-        <w:t xml:space="preserve">October</w:t>
-      </w:r>
-      <w:r>
-        <w:rPr>
-          <w:rFonts w:ascii="Arial" w:cs="Arial" w:eastAsia="Arial" w:hAnsi="Arial"/>
-          <w:i w:val="1"/>
-          <w:iCs w:val="1"/>
-          <w:color w:val="777777"/>
-          <w:sz w:val="18"/>
-          <w:szCs w:val="18"/>
-          <w:rtl w:val="0"/>
-        </w:rPr>
-        <w:t xml:space="preserve"> 2025</w:t>
-      </w:r>
-      <w:r>
-        <w:rPr>
-          <w:rtl w:val="0"/>
-        </w:rPr>
-      </w:r>
-    </w:p>
-    <w:p>
-      <w:pPr>
-        <w:spacing w:after="50" w:before="0" w:lineRule="auto"/>
-        <w:rPr/>
-      </w:pPr>
-      <w:r>
-        <w:rPr>
-          <w:rFonts w:ascii="Arial" w:cs="Arial" w:eastAsia="Arial" w:hAnsi="Arial"/>
-          <w:i w:val="1"/>
-          <w:iCs w:val="1"/>
-          <w:color w:val="777777"/>
-          <w:sz w:val="18"/>
-          <w:szCs w:val="18"/>
-          <w:rtl w:val="0"/>
-        </w:rPr>
-        <w:t xml:space="preserve">High-ticket B2C health programmes · Inbound &amp; outbound sales</w:t>
-      </w:r>
-      <w:r>
-        <w:rPr>
-          <w:i w:val="1"/>
-          <w:iCs w:val="1"/>
-          <w:color w:val="777777"/>
-          <w:sz w:val="18"/>
-          <w:szCs w:val="18"/>
-          <w:rtl w:val="0"/>
-        </w:rPr>
-        <w:t xml:space="preserve"> · </w:t>
-      </w:r>
-      <w:sdt>
-        <w:sdtPr>
-          <w:id w:val="913911542"/>
-          <w:tag w:val="goog_rdk_3"/>
-        </w:sdtPr>
-        <w:sdtContent>
-          <w:commentRangeStart w:id="3"/>
-        </w:sdtContent>
-      </w:sdt>
-      <w:r>
-        <w:rPr>
-          <w:i w:val="1"/>
-          <w:iCs w:val="1"/>
-          <w:color w:val="777777"/>
-          <w:sz w:val="18"/>
-          <w:szCs w:val="18"/>
-          <w:rtl w:val="0"/>
-        </w:rPr>
-        <w:t xml:space="preserve">Remote / London</w:t>
-      </w:r>
-      <w:commentRangeEnd w:id="3"/>
-      <w:r>
-        <w:commentReference w:id="3"/>
-      </w:r>
-      <w:r>
-        <w:rPr>
-          <w:rtl w:val="0"/>
-        </w:rPr>
+        <w:rPr>
+          <w:rFonts w:ascii="Roboto" w:cs="Roboto" w:eastAsia="Roboto" w:hAnsi="Roboto"/>
+          <w:color w:val="444444"/>
+          <w:sz w:val="19"/>
+          <w:szCs w:val="19"/>
+          <w:highlight w:val="white"/>
+        </w:rPr>
+      </w:pPr>
+      <w:r>
+        <w:rPr>
+          <w:rFonts w:ascii="Roboto" w:cs="Roboto" w:eastAsia="Roboto" w:hAnsi="Roboto"/>
+          <w:color w:val="444444"/>
+          <w:sz w:val="19"/>
+          <w:szCs w:val="19"/>
+          <w:highlight w:val="white"/>
+          <w:rtl w:val="0"/>
+        </w:rPr>
+        <w:t xml:space="preserve">Built the full outbound sales development engine for Shoots (http://shoots.co.uk) from scratch, no playbook, no inherited pipeline, no warm leads: </w:t>
       </w:r>
     </w:p>
     <w:p>
@@ -922,10 +708,6 @@
         <w:keepLines w:val="0"/>
         <w:pageBreakBefore w:val="0"/>
         <w:widowControl w:val="1"/>
-        <w:numPr>
-          <w:ilvl w:val="0"/>
-          <w:numId w:val="1"/>
-        </w:numPr>
         <w:pBdr>
           <w:top w:space="0" w:sz="0" w:val="nil"/>
           <w:left w:space="0" w:sz="0" w:val="nil"/>
@@ -935,283 +717,104 @@
         </w:pBdr>
         <w:shd w:fill="auto" w:val="clear"/>
         <w:spacing w:after="35" w:before="35" w:line="240" w:lineRule="auto"/>
-        <w:ind w:left="480" w:right="0" w:hanging="240"/>
+        <w:ind w:right="0"/>
         <w:jc w:val="left"/>
-        <w:rPr/>
-      </w:pPr>
-      <w:r>
-        <w:rPr>
-          <w:rFonts w:ascii="Arial" w:cs="Arial" w:eastAsia="Arial" w:hAnsi="Arial"/>
-          <w:b w:val="0"/>
-          <w:bCs w:val="0"/>
-          <w:i w:val="0"/>
-          <w:iCs w:val="0"/>
-          <w:smallCaps w:val="0"/>
-          <w:strike w:val="0"/>
-          <w:color w:val="444444"/>
-          <w:sz w:val="19"/>
-          <w:szCs w:val="19"/>
-          <w:u w:val="none"/>
-          <w:shd w:fill="auto" w:val="clear"/>
-          <w:vertAlign w:val="baseline"/>
-          <w:rtl w:val="0"/>
-        </w:rPr>
-        <w:t xml:space="preserve">Consistently closed at 40% on qualified calls</w:t>
-      </w:r>
-      <w:r>
-        <w:rPr>
-          <w:color w:val="444444"/>
-          <w:sz w:val="19"/>
-          <w:szCs w:val="19"/>
-          <w:rtl w:val="0"/>
-        </w:rPr>
-        <w:t xml:space="preserve">,</w:t>
-      </w:r>
-      <w:r>
-        <w:rPr>
-          <w:rFonts w:ascii="Arial" w:cs="Arial" w:eastAsia="Arial" w:hAnsi="Arial"/>
-          <w:b w:val="0"/>
-          <w:bCs w:val="0"/>
-          <w:i w:val="0"/>
-          <w:iCs w:val="0"/>
-          <w:smallCaps w:val="0"/>
-          <w:strike w:val="0"/>
-          <w:color w:val="444444"/>
-          <w:sz w:val="19"/>
-          <w:szCs w:val="19"/>
-          <w:u w:val="none"/>
-          <w:shd w:fill="auto" w:val="clear"/>
-          <w:vertAlign w:val="baseline"/>
-          <w:rtl w:val="0"/>
-        </w:rPr>
-        <w:t xml:space="preserve"> managing inbound and outbound DM prospecting, running discovery, handling objections, and closing consultatively on programmes £1,500–£3,000+.</w:t>
-      </w:r>
-      <w:r>
-        <w:rPr>
-          <w:rtl w:val="0"/>
-        </w:rPr>
-      </w:r>
-    </w:p>
-    <w:p>
-      <w:pPr>
-        <w:keepNext w:val="0"/>
-        <w:keepLines w:val="0"/>
-        <w:pageBreakBefore w:val="0"/>
-        <w:widowControl w:val="1"/>
+        <w:rPr>
+          <w:rFonts w:ascii="Roboto" w:cs="Roboto" w:eastAsia="Roboto" w:hAnsi="Roboto"/>
+          <w:color w:val="444444"/>
+          <w:sz w:val="19"/>
+          <w:szCs w:val="19"/>
+          <w:highlight w:val="white"/>
+        </w:rPr>
+      </w:pPr>
+      <w:r>
+        <w:rPr>
+          <w:rtl w:val="0"/>
+        </w:rPr>
+      </w:r>
+    </w:p>
+    <w:p>
+      <w:pPr>
         <w:numPr>
           <w:ilvl w:val="0"/>
           <w:numId w:val="1"/>
         </w:numPr>
-        <w:pBdr>
-          <w:top w:space="0" w:sz="0" w:val="nil"/>
-          <w:left w:space="0" w:sz="0" w:val="nil"/>
-          <w:bottom w:space="0" w:sz="0" w:val="nil"/>
-          <w:right w:space="0" w:sz="0" w:val="nil"/>
-          <w:between w:space="0" w:sz="0" w:val="nil"/>
-        </w:pBdr>
-        <w:shd w:fill="auto" w:val="clear"/>
-        <w:spacing w:after="35" w:before="35" w:line="240" w:lineRule="auto"/>
-        <w:ind w:left="480" w:right="0" w:hanging="240"/>
-        <w:jc w:val="left"/>
-        <w:rPr/>
-      </w:pPr>
-      <w:r>
-        <w:rPr>
-          <w:rFonts w:ascii="Arial" w:cs="Arial" w:eastAsia="Arial" w:hAnsi="Arial"/>
-          <w:b w:val="0"/>
-          <w:bCs w:val="0"/>
-          <w:i w:val="0"/>
-          <w:iCs w:val="0"/>
-          <w:smallCaps w:val="0"/>
-          <w:strike w:val="0"/>
-          <w:color w:val="444444"/>
-          <w:sz w:val="19"/>
-          <w:szCs w:val="19"/>
-          <w:u w:val="none"/>
-          <w:shd w:fill="auto" w:val="clear"/>
-          <w:vertAlign w:val="baseline"/>
-          <w:rtl w:val="0"/>
-        </w:rPr>
-        <w:t xml:space="preserve">Drove 200% membership growth within six months at POWR </w:t>
-      </w:r>
-      <w:r>
-        <w:rPr>
-          <w:color w:val="444444"/>
-          <w:sz w:val="19"/>
-          <w:szCs w:val="19"/>
-          <w:rtl w:val="0"/>
-        </w:rPr>
-        <w:t xml:space="preserve">(owned by Simon Thomsen) </w:t>
-      </w:r>
-      <w:r>
-        <w:rPr>
-          <w:rFonts w:ascii="Arial" w:cs="Arial" w:eastAsia="Arial" w:hAnsi="Arial"/>
-          <w:b w:val="0"/>
-          <w:bCs w:val="0"/>
-          <w:i w:val="0"/>
-          <w:iCs w:val="0"/>
-          <w:smallCaps w:val="0"/>
-          <w:strike w:val="0"/>
-          <w:color w:val="444444"/>
-          <w:sz w:val="19"/>
-          <w:szCs w:val="19"/>
-          <w:u w:val="none"/>
-          <w:shd w:fill="auto" w:val="clear"/>
-          <w:vertAlign w:val="baseline"/>
-          <w:rtl w:val="0"/>
-        </w:rPr>
-        <w:t xml:space="preserve">through improved client fulfilment and onboarding</w:t>
-      </w:r>
-      <w:r>
-        <w:rPr>
-          <w:color w:val="444444"/>
-          <w:sz w:val="19"/>
-          <w:szCs w:val="19"/>
-          <w:rtl w:val="0"/>
-        </w:rPr>
-        <w:t xml:space="preserve">,</w:t>
-      </w:r>
-      <w:sdt>
-        <w:sdtPr>
-          <w:id w:val="-1792167097"/>
-          <w:tag w:val="goog_rdk_4"/>
-        </w:sdtPr>
-        <w:sdtContent>
-          <w:r>
-            <w:rPr>
-              <w:rFonts w:ascii="Arial Unicode MS" w:cs="Arial Unicode MS" w:eastAsia="Arial Unicode MS" w:hAnsi="Arial Unicode MS"/>
-              <w:b w:val="0"/>
-              <w:bCs w:val="0"/>
-              <w:i w:val="0"/>
-              <w:iCs w:val="0"/>
-              <w:smallCaps w:val="0"/>
-              <w:strike w:val="0"/>
-              <w:color w:val="444444"/>
-              <w:sz w:val="19"/>
-              <w:szCs w:val="19"/>
-              <w:u w:val="none"/>
-              <w:shd w:fill="auto" w:val="clear"/>
-              <w:vertAlign w:val="baseline"/>
-              <w:rtl w:val="0"/>
-            </w:rPr>
-            <w:t xml:space="preserve"> enabling the founder (30K → 90K+ followers) to focus on content while the programme scaled.</w:t>
-          </w:r>
-        </w:sdtContent>
-      </w:sdt>
-      <w:r>
-        <w:rPr>
-          <w:rtl w:val="0"/>
-        </w:rPr>
-      </w:r>
-    </w:p>
-    <w:p>
-      <w:pPr>
-        <w:keepNext w:val="0"/>
-        <w:keepLines w:val="0"/>
-        <w:pageBreakBefore w:val="0"/>
-        <w:widowControl w:val="1"/>
+        <w:spacing w:after="35" w:before="35" w:lineRule="auto"/>
+        <w:ind w:left="480" w:hanging="240"/>
+      </w:pPr>
+      <w:r>
+        <w:rPr>
+          <w:rFonts w:ascii="Roboto" w:cs="Roboto" w:eastAsia="Roboto" w:hAnsi="Roboto"/>
+          <w:color w:val="444444"/>
+          <w:sz w:val="19"/>
+          <w:szCs w:val="19"/>
+          <w:highlight w:val="white"/>
+          <w:rtl w:val="0"/>
+        </w:rPr>
+        <w:t xml:space="preserve">Built a 200+ ICP list across hospitality, coworking, and premium office verticals, qualifying against £100k+ deal thresholds using market signals</w:t>
+      </w:r>
+    </w:p>
+    <w:p>
+      <w:pPr>
         <w:numPr>
           <w:ilvl w:val="0"/>
           <w:numId w:val="1"/>
         </w:numPr>
-        <w:pBdr>
-          <w:top w:space="0" w:sz="0" w:val="nil"/>
-          <w:left w:space="0" w:sz="0" w:val="nil"/>
-          <w:bottom w:space="0" w:sz="0" w:val="nil"/>
-          <w:right w:space="0" w:sz="0" w:val="nil"/>
-          <w:between w:space="0" w:sz="0" w:val="nil"/>
-        </w:pBdr>
-        <w:shd w:fill="auto" w:val="clear"/>
-        <w:spacing w:after="35" w:before="35" w:line="240" w:lineRule="auto"/>
-        <w:ind w:left="480" w:right="0" w:hanging="240"/>
-        <w:jc w:val="left"/>
-        <w:rPr/>
+        <w:spacing w:after="35" w:before="35" w:lineRule="auto"/>
+        <w:ind w:left="480" w:hanging="240"/>
       </w:pPr>
       <w:r>
         <w:rPr>
           <w:rFonts w:ascii="Roboto" w:cs="Roboto" w:eastAsia="Roboto" w:hAnsi="Roboto"/>
-          <w:color w:val="141413"/>
-          <w:sz w:val="19"/>
-          <w:szCs w:val="19"/>
-          <w:rtl w:val="0"/>
-        </w:rPr>
-        <w:t xml:space="preserve">Managed the Physique Academy partnership between AJ Brookes (UK's first bloodwork practitioner) and George Armstrong (200k+ followers) - owned client calls and fulfilment. On the bloodwork side, closed deals and other high value partnerships leveraging personal network.</w:t>
-      </w:r>
-      <w:r>
-        <w:rPr>
-          <w:rtl w:val="0"/>
-        </w:rPr>
-      </w:r>
-    </w:p>
-    <w:p>
-      <w:pPr>
-        <w:keepNext w:val="0"/>
-        <w:keepLines w:val="0"/>
-        <w:pageBreakBefore w:val="0"/>
-        <w:widowControl w:val="1"/>
+          <w:color w:val="444444"/>
+          <w:sz w:val="19"/>
+          <w:szCs w:val="19"/>
+          <w:highlight w:val="white"/>
+          <w:rtl w:val="0"/>
+        </w:rPr>
+        <w:t xml:space="preserve">Designed a multi-channel campaign framework: email sequencing (Apollo, Instantly, LinkedIn personalisation, and tactile direct mail</w:t>
+      </w:r>
+    </w:p>
+    <w:p>
+      <w:pPr>
         <w:numPr>
           <w:ilvl w:val="0"/>
           <w:numId w:val="1"/>
         </w:numPr>
-        <w:pBdr>
-          <w:top w:space="0" w:sz="0" w:val="nil"/>
-          <w:left w:space="0" w:sz="0" w:val="nil"/>
-          <w:bottom w:space="0" w:sz="0" w:val="nil"/>
-          <w:right w:space="0" w:sz="0" w:val="nil"/>
-          <w:between w:space="0" w:sz="0" w:val="nil"/>
-        </w:pBdr>
-        <w:shd w:fill="auto" w:val="clear"/>
-        <w:spacing w:after="35" w:before="35" w:line="240" w:lineRule="auto"/>
-        <w:ind w:left="480" w:right="0" w:hanging="240"/>
-        <w:jc w:val="left"/>
-        <w:rPr/>
-      </w:pPr>
-      <w:r>
-        <w:rPr>
-          <w:rFonts w:ascii="Arial" w:cs="Arial" w:eastAsia="Arial" w:hAnsi="Arial"/>
-          <w:b w:val="0"/>
-          <w:bCs w:val="0"/>
-          <w:i w:val="0"/>
-          <w:iCs w:val="0"/>
-          <w:smallCaps w:val="0"/>
-          <w:strike w:val="0"/>
-          <w:color w:val="444444"/>
-          <w:sz w:val="19"/>
-          <w:szCs w:val="19"/>
-          <w:u w:val="none"/>
-          <w:shd w:fill="auto" w:val="clear"/>
-          <w:vertAlign w:val="baseline"/>
-          <w:rtl w:val="0"/>
-        </w:rPr>
-        <w:t xml:space="preserve">Ran the full revenue cycle: outreach, qualification, close, onboarding, and renewal</w:t>
-      </w:r>
-      <w:r>
-        <w:rPr>
-          <w:color w:val="444444"/>
-          <w:sz w:val="19"/>
-          <w:szCs w:val="19"/>
-          <w:rtl w:val="0"/>
-        </w:rPr>
-        <w:t xml:space="preserve">,</w:t>
-      </w:r>
-      <w:r>
-        <w:rPr>
-          <w:rFonts w:ascii="Arial" w:cs="Arial" w:eastAsia="Arial" w:hAnsi="Arial"/>
-          <w:b w:val="0"/>
-          <w:bCs w:val="0"/>
-          <w:i w:val="0"/>
-          <w:iCs w:val="0"/>
-          <w:smallCaps w:val="0"/>
-          <w:strike w:val="0"/>
-          <w:color w:val="444444"/>
-          <w:sz w:val="19"/>
-          <w:szCs w:val="19"/>
-          <w:u w:val="none"/>
-          <w:shd w:fill="auto" w:val="clear"/>
-          <w:vertAlign w:val="baseline"/>
-          <w:rtl w:val="0"/>
-        </w:rPr>
-        <w:t xml:space="preserve"> with zero churn on personally managed accounts.</w:t>
+        <w:spacing w:after="35" w:before="35" w:lineRule="auto"/>
+        <w:ind w:left="480" w:hanging="240"/>
+      </w:pPr>
+      <w:r>
+        <w:rPr>
+          <w:rFonts w:ascii="Roboto" w:cs="Roboto" w:eastAsia="Roboto" w:hAnsi="Roboto"/>
+          <w:color w:val="444444"/>
+          <w:sz w:val="19"/>
+          <w:szCs w:val="19"/>
+          <w:highlight w:val="white"/>
+          <w:rtl w:val="0"/>
+        </w:rPr>
+        <w:t xml:space="preserve">Developed competitor analysis and market intelligence reports to sharpen targeting and positioning</w:t>
+      </w:r>
+    </w:p>
+    <w:p>
+      <w:pPr>
+        <w:numPr>
+          <w:ilvl w:val="0"/>
+          <w:numId w:val="1"/>
+        </w:numPr>
+        <w:spacing w:after="35" w:before="35" w:lineRule="auto"/>
+        <w:ind w:left="480" w:hanging="240"/>
+      </w:pPr>
+      <w:r>
+        <w:rPr>
+          <w:rFonts w:ascii="Roboto" w:cs="Roboto" w:eastAsia="Roboto" w:hAnsi="Roboto"/>
+          <w:color w:val="444444"/>
+          <w:sz w:val="19"/>
+          <w:szCs w:val="19"/>
+          <w:highlight w:val="white"/>
+          <w:rtl w:val="0"/>
+        </w:rPr>
+        <w:t xml:space="preserve">Working towards a £750k net-new pipeline target for 2026</w:t>
       </w:r>
       <w:r>
         <w:rPr>
@@ -1327,15 +930,6 @@
         </w:rPr>
         <w:t xml:space="preserve">Connecting designers with high-growth startups · </w:t>
       </w:r>
-      <w:sdt>
-        <w:sdtPr>
-          <w:id w:val="-2038344489"/>
-          <w:tag w:val="goog_rdk_5"/>
-        </w:sdtPr>
-        <w:sdtContent>
-          <w:commentRangeStart w:id="4"/>
-        </w:sdtContent>
-      </w:sdt>
       <w:r>
         <w:rPr>
           <w:i w:val="1"/>
@@ -1346,10 +940,6 @@
           <w:rtl w:val="0"/>
         </w:rPr>
         <w:t xml:space="preserve">Remote / </w:t>
-      </w:r>
-      <w:commentRangeEnd w:id="4"/>
-      <w:r>
-        <w:commentReference w:id="4"/>
       </w:r>
       <w:r>
         <w:rPr>
@@ -1606,7 +1196,7 @@
           <w:szCs w:val="19"/>
           <w:rtl w:val="0"/>
         </w:rPr>
-        <w:t xml:space="preserve">Created pitch decks and marketing collateral for Sigmadex (game theory-based liquidity protocol) during a $3M fundraise</w:t>
+        <w:t xml:space="preserve">Created pitch decks and marketing collateral for Sigmadex (game theory-based digital assets platform) during a $3M fundraise</w:t>
       </w:r>
     </w:p>
     <w:p>
@@ -1626,7 +1216,7 @@
           <w:szCs w:val="19"/>
           <w:rtl w:val="0"/>
         </w:rPr>
-        <w:t xml:space="preserve">Served as Head of Product &amp; Design at Caritrade (led by Binance Chairman Gabriel Abed), overseeing 8 developers and a $1M funding application.</w:t>
+        <w:t xml:space="preserve">Served as Head of Product &amp; Design at Caritrade (led by Binance Chairman Gabriel Abed), overseeing 8 developers and a $0.5M funding application.</w:t>
       </w:r>
       <w:r>
         <w:rPr>
@@ -1678,7 +1268,7 @@
         </w:rPr>
         <w:t xml:space="preserve">Designed the MVP for Rostock Media's social media analytics SaaS - concept evolved into </w:t>
       </w:r>
-      <w:hyperlink r:id="rId9">
+      <w:hyperlink r:id="rId7">
         <w:r>
           <w:rPr>
             <w:color w:val="1155cc"/>
@@ -1773,15 +1363,6 @@
         </w:rPr>
         <w:t xml:space="preserve">  · </w:t>
       </w:r>
-      <w:sdt>
-        <w:sdtPr>
-          <w:id w:val="-2137441230"/>
-          <w:tag w:val="goog_rdk_6"/>
-        </w:sdtPr>
-        <w:sdtContent>
-          <w:commentRangeStart w:id="5"/>
-        </w:sdtContent>
-      </w:sdt>
       <w:r>
         <w:rPr>
           <w:color w:val="1b4f8a"/>
@@ -1799,10 +1380,6 @@
           <w:rtl w:val="0"/>
         </w:rPr>
         <w:t xml:space="preserve">May 2016 – </w:t>
-      </w:r>
-      <w:commentRangeEnd w:id="5"/>
-      <w:r>
-        <w:commentReference w:id="5"/>
       </w:r>
       <w:r>
         <w:rPr>
@@ -1962,15 +1539,6 @@
         </w:rPr>
         <w:t xml:space="preserve">Portal Partnership (IBM Premier Partner) </w:t>
       </w:r>
-      <w:sdt>
-        <w:sdtPr>
-          <w:id w:val="1034720481"/>
-          <w:tag w:val="goog_rdk_7"/>
-        </w:sdtPr>
-        <w:sdtContent>
-          <w:commentRangeStart w:id="6"/>
-        </w:sdtContent>
-      </w:sdt>
       <w:r>
         <w:rPr>
           <w:color w:val="1b4f8a"/>
@@ -1988,10 +1556,6 @@
           <w:rtl w:val="0"/>
         </w:rPr>
         <w:t xml:space="preserve">Mar 2015 – </w:t>
-      </w:r>
-      <w:commentRangeEnd w:id="6"/>
-      <w:r>
-        <w:commentReference w:id="6"/>
       </w:r>
       <w:r>
         <w:rPr>
@@ -2119,7 +1683,45 @@
           <w:szCs w:val="19"/>
           <w:rtl w:val="0"/>
         </w:rPr>
-        <w:t xml:space="preserve">Outbound prospecting · Pipeline development · Consultative selling · Discovery &amp; qualification · Objection handling · Closing &amp; negotiation · Account management · Partner &amp; channel sales · BANT · MEDDIC</w:t>
+        <w:t xml:space="preserve">Outbound prospecting (such as Basho, </w:t>
+      </w:r>
+      <w:r>
+        <w:rPr>
+          <w:color w:val="444444"/>
+          <w:sz w:val="19"/>
+          <w:szCs w:val="19"/>
+          <w:rtl w:val="0"/>
+        </w:rPr>
+        <w:t xml:space="preserve">social media</w:t>
+      </w:r>
+      <w:r>
+        <w:rPr>
+          <w:rFonts w:ascii="Arial" w:cs="Arial" w:eastAsia="Arial" w:hAnsi="Arial"/>
+          <w:color w:val="444444"/>
+          <w:sz w:val="19"/>
+          <w:szCs w:val="19"/>
+          <w:rtl w:val="0"/>
+        </w:rPr>
+        <w:t xml:space="preserve">, </w:t>
+      </w:r>
+      <w:r>
+        <w:rPr>
+          <w:color w:val="444444"/>
+          <w:sz w:val="19"/>
+          <w:szCs w:val="19"/>
+          <w:rtl w:val="0"/>
+        </w:rPr>
+        <w:t xml:space="preserve">phone calls,</w:t>
+      </w:r>
+      <w:r>
+        <w:rPr>
+          <w:rFonts w:ascii="Arial" w:cs="Arial" w:eastAsia="Arial" w:hAnsi="Arial"/>
+          <w:color w:val="444444"/>
+          <w:sz w:val="19"/>
+          <w:szCs w:val="19"/>
+          <w:rtl w:val="0"/>
+        </w:rPr>
+        <w:t xml:space="preserve"> tactile mail) · Pipeline development · Consultative selling · Discovery &amp; qualification · Objection handling · Closing &amp; negotiation · Account management · Partner &amp; channel sales · BANT · MEDDIC</w:t>
       </w:r>
       <w:r>
         <w:rPr>
@@ -2152,7 +1754,26 @@
           <w:szCs w:val="19"/>
           <w:rtl w:val="0"/>
         </w:rPr>
-        <w:t xml:space="preserve">LinkedIn Sales Navigator · Apollo.io · Instantly.ai · HubSpot · Salesforce (CRM) · Outreach / Salesloft · Gong · Fathom · Notion · Claude AI · Handwritten.io</w:t>
+        <w:t xml:space="preserve">LinkedIn Sales Navigator · Apollo.io · Instantly.ai · HubSpot · Salesforce (CRM) · Outreach / Salesloft · Gong · Fathom · Notion · Claude AI · Handwr</w:t>
+      </w:r>
+      <w:r>
+        <w:rPr>
+          <w:color w:val="444444"/>
+          <w:sz w:val="19"/>
+          <w:szCs w:val="19"/>
+          <w:rtl w:val="0"/>
+        </w:rPr>
+        <w:t xml:space="preserve">y</w:t>
+      </w:r>
+      <w:r>
+        <w:rPr>
+          <w:rFonts w:ascii="Arial" w:cs="Arial" w:eastAsia="Arial" w:hAnsi="Arial"/>
+          <w:color w:val="444444"/>
+          <w:sz w:val="19"/>
+          <w:szCs w:val="19"/>
+          <w:rtl w:val="0"/>
+        </w:rPr>
+        <w:t xml:space="preserve">tten</w:t>
       </w:r>
       <w:r>
         <w:rPr>
@@ -2185,7 +1806,7 @@
           <w:szCs w:val="19"/>
           <w:rtl w:val="0"/>
         </w:rPr>
-        <w:t xml:space="preserve">QlikSense · Cognos BI · Microsoft Dynamics · SQL · Data warehousing · Agile/Scrum · SaaS product design · IBM ERP ecosystem</w:t>
+        <w:t xml:space="preserve">QlikSense · Cognos BI · Microsoft Dynamics · SQL · Data warehousing · Agile/Scrum · SaaS product design · IBM ecosystem</w:t>
       </w:r>
       <w:r>
         <w:rPr>
@@ -2218,26 +1839,7 @@
           <w:szCs w:val="19"/>
           <w:rtl w:val="0"/>
         </w:rPr>
-        <w:t xml:space="preserve">B2B SaaS · AdTech / OOH Media · EdTech · FinTech · Health &amp; Wellness · Early-stage startups (pre-seed </w:t>
-      </w:r>
-      <w:r>
-        <w:rPr>
-          <w:color w:val="444444"/>
-          <w:sz w:val="19"/>
-          <w:szCs w:val="19"/>
-          <w:rtl w:val="0"/>
-        </w:rPr>
-        <w:t xml:space="preserve">to</w:t>
-      </w:r>
-      <w:r>
-        <w:rPr>
-          <w:rFonts w:ascii="Arial" w:cs="Arial" w:eastAsia="Arial" w:hAnsi="Arial"/>
-          <w:color w:val="444444"/>
-          <w:sz w:val="19"/>
-          <w:szCs w:val="19"/>
-          <w:rtl w:val="0"/>
-        </w:rPr>
-        <w:t xml:space="preserve"> Series A) · IBM partner ecosystem</w:t>
+        <w:t xml:space="preserve">B2B SaaS · AdTech / OOH Media · EdTech · FinTech · Health &amp; Wellness · Early-stage startups · IBM partner ecosystem</w:t>
       </w:r>
       <w:r>
         <w:rPr>
@@ -2252,408 +1854,6 @@
     </w:sectPr>
   </w:body>
 </w:document>
-</file>
-
-<file path=word/comments.xml><?xml version="1.0" encoding="utf-8"?>
-<w:comments xmlns:mc="http://schemas.openxmlformats.org/markup-compatibility/2006" xmlns:o="urn:schemas-microsoft-com:office:office" xmlns:r="http://schemas.openxmlformats.org/officeDocument/2006/relationships" xmlns:m="http://schemas.openxmlformats.org/officeDocument/2006/math" xmlns:v="urn:schemas-microsoft-com:vml" xmlns:wp="http://schemas.openxmlformats.org/drawingml/2006/wordprocessingDrawing" xmlns:w10="urn:schemas-microsoft-com:office:word" xmlns:w="http://schemas.openxmlformats.org/wordprocessingml/2006/main" xmlns:wne="http://schemas.microsoft.com/office/word/2006/wordml" xmlns:sl="http://schemas.openxmlformats.org/schemaLibrary/2006/main" xmlns:a="http://schemas.openxmlformats.org/drawingml/2006/main" xmlns:pic="http://schemas.openxmlformats.org/drawingml/2006/picture" xmlns:c="http://schemas.openxmlformats.org/drawingml/2006/chart" xmlns:lc="http://schemas.openxmlformats.org/drawingml/2006/lockedCanvas" xmlns:dgm="http://schemas.openxmlformats.org/drawingml/2006/diagram" xmlns:wps="http://schemas.microsoft.com/office/word/2010/wordprocessingShape" xmlns:wpg="http://schemas.microsoft.com/office/word/2010/wordprocessingGroup" xmlns:w14="http://schemas.microsoft.com/office/word/2010/wordml" xmlns:w15="http://schemas.microsoft.com/office/word/2012/wordml" xmlns:w16="http://schemas.microsoft.com/office/word/2018/wordml" xmlns:w16cex="http://schemas.microsoft.com/office/word/2018/wordml/cex" xmlns:w16cid="http://schemas.microsoft.com/office/word/2016/wordml/cid" xmlns="http://schemas.microsoft.com/office/tasks/2019/documenttasks" xmlns:cr="http://schemas.microsoft.com/office/comments/2020/reactions">
-  <w:comment w:author="Caelah Stanley" w:id="5" w:date="2026-03-13T09:05:47Z">
-    <w:p>
-      <w:pPr>
-        <w:keepNext w:val="0"/>
-        <w:keepLines w:val="0"/>
-        <w:pageBreakBefore w:val="0"/>
-        <w:widowControl w:val="0"/>
-        <w:pBdr>
-          <w:top w:space="0" w:sz="0" w:val="nil"/>
-          <w:left w:space="0" w:sz="0" w:val="nil"/>
-          <w:bottom w:space="0" w:sz="0" w:val="nil"/>
-          <w:right w:space="0" w:sz="0" w:val="nil"/>
-          <w:between w:space="0" w:sz="0" w:val="nil"/>
-        </w:pBdr>
-        <w:shd w:fill="auto" w:val="clear"/>
-        <w:spacing w:after="0" w:before="0" w:line="240" w:lineRule="auto"/>
-        <w:ind w:left="0" w:right="0" w:firstLine="0"/>
-        <w:jc w:val="left"/>
-        <w:rPr>
-          <w:rFonts w:ascii="Arial" w:cs="Arial" w:eastAsia="Arial" w:hAnsi="Arial"/>
-          <w:b w:val="0"/>
-          <w:bCs w:val="0"/>
-          <w:i w:val="0"/>
-          <w:iCs w:val="0"/>
-          <w:smallCaps w:val="0"/>
-          <w:strike w:val="0"/>
-          <w:color w:val="000000"/>
-          <w:sz w:val="22"/>
-          <w:szCs w:val="22"/>
-          <w:u w:val="none"/>
-          <w:shd w:fill="auto" w:val="clear"/>
-          <w:vertAlign w:val="baseline"/>
-        </w:rPr>
-      </w:pPr>
-      <w:r>
-        <w:rPr>
-          <w:rFonts w:ascii="Arial" w:cs="Arial" w:eastAsia="Arial" w:hAnsi="Arial"/>
-          <w:b w:val="0"/>
-          <w:bCs w:val="0"/>
-          <w:i w:val="0"/>
-          <w:iCs w:val="0"/>
-          <w:smallCaps w:val="0"/>
-          <w:strike w:val="0"/>
-          <w:color w:val="000000"/>
-          <w:sz w:val="22"/>
-          <w:szCs w:val="22"/>
-          <w:u w:val="none"/>
-          <w:shd w:fill="auto" w:val="clear"/>
-          <w:vertAlign w:val="baseline"/>
-          <w:rtl w:val="0"/>
-        </w:rPr>
-        <w:t xml:space="preserve">Combined the Global (fmr. Exterion Media) &amp; Portal Partnership jobs into one.</w:t>
-      </w:r>
-    </w:p>
-  </w:comment>
-  <w:comment w:author="Caelah Stanley" w:id="6" w:date="2026-03-13T09:05:47Z">
-    <w:p>
-      <w:pPr>
-        <w:keepNext w:val="0"/>
-        <w:keepLines w:val="0"/>
-        <w:pageBreakBefore w:val="0"/>
-        <w:widowControl w:val="0"/>
-        <w:pBdr>
-          <w:top w:space="0" w:sz="0" w:val="nil"/>
-          <w:left w:space="0" w:sz="0" w:val="nil"/>
-          <w:bottom w:space="0" w:sz="0" w:val="nil"/>
-          <w:right w:space="0" w:sz="0" w:val="nil"/>
-          <w:between w:space="0" w:sz="0" w:val="nil"/>
-        </w:pBdr>
-        <w:shd w:fill="auto" w:val="clear"/>
-        <w:spacing w:after="0" w:before="0" w:line="240" w:lineRule="auto"/>
-        <w:ind w:left="0" w:right="0" w:firstLine="0"/>
-        <w:jc w:val="left"/>
-        <w:rPr>
-          <w:rFonts w:ascii="Arial" w:cs="Arial" w:eastAsia="Arial" w:hAnsi="Arial"/>
-          <w:b w:val="0"/>
-          <w:bCs w:val="0"/>
-          <w:i w:val="0"/>
-          <w:iCs w:val="0"/>
-          <w:smallCaps w:val="0"/>
-          <w:strike w:val="0"/>
-          <w:color w:val="000000"/>
-          <w:sz w:val="22"/>
-          <w:szCs w:val="22"/>
-          <w:u w:val="none"/>
-          <w:shd w:fill="auto" w:val="clear"/>
-          <w:vertAlign w:val="baseline"/>
-        </w:rPr>
-      </w:pPr>
-      <w:r>
-        <w:rPr>
-          <w:rFonts w:ascii="Arial" w:cs="Arial" w:eastAsia="Arial" w:hAnsi="Arial"/>
-          <w:b w:val="0"/>
-          <w:bCs w:val="0"/>
-          <w:i w:val="0"/>
-          <w:iCs w:val="0"/>
-          <w:smallCaps w:val="0"/>
-          <w:strike w:val="0"/>
-          <w:color w:val="000000"/>
-          <w:sz w:val="22"/>
-          <w:szCs w:val="22"/>
-          <w:u w:val="none"/>
-          <w:shd w:fill="auto" w:val="clear"/>
-          <w:vertAlign w:val="baseline"/>
-          <w:rtl w:val="0"/>
-        </w:rPr>
-        <w:t xml:space="preserve">Combined the Global (fmr. Exterion Media) &amp; Portal Partnership jobs into one.</w:t>
-      </w:r>
-    </w:p>
-  </w:comment>
-  <w:comment w:author="Caelah Stanley" w:id="2" w:date="2026-03-13T08:54:05Z">
-    <w:p>
-      <w:pPr>
-        <w:keepNext w:val="0"/>
-        <w:keepLines w:val="0"/>
-        <w:pageBreakBefore w:val="0"/>
-        <w:widowControl w:val="0"/>
-        <w:pBdr>
-          <w:top w:space="0" w:sz="0" w:val="nil"/>
-          <w:left w:space="0" w:sz="0" w:val="nil"/>
-          <w:bottom w:space="0" w:sz="0" w:val="nil"/>
-          <w:right w:space="0" w:sz="0" w:val="nil"/>
-          <w:between w:space="0" w:sz="0" w:val="nil"/>
-        </w:pBdr>
-        <w:shd w:fill="auto" w:val="clear"/>
-        <w:spacing w:after="0" w:before="0" w:line="240" w:lineRule="auto"/>
-        <w:ind w:left="0" w:right="0" w:firstLine="0"/>
-        <w:jc w:val="left"/>
-        <w:rPr>
-          <w:rFonts w:ascii="Arial" w:cs="Arial" w:eastAsia="Arial" w:hAnsi="Arial"/>
-          <w:b w:val="0"/>
-          <w:bCs w:val="0"/>
-          <w:i w:val="0"/>
-          <w:iCs w:val="0"/>
-          <w:smallCaps w:val="0"/>
-          <w:strike w:val="0"/>
-          <w:color w:val="000000"/>
-          <w:sz w:val="22"/>
-          <w:szCs w:val="22"/>
-          <w:u w:val="none"/>
-          <w:shd w:fill="auto" w:val="clear"/>
-          <w:vertAlign w:val="baseline"/>
-        </w:rPr>
-      </w:pPr>
-      <w:r>
-        <w:rPr>
-          <w:rFonts w:ascii="Arial" w:cs="Arial" w:eastAsia="Arial" w:hAnsi="Arial"/>
-          <w:b w:val="0"/>
-          <w:bCs w:val="0"/>
-          <w:i w:val="0"/>
-          <w:iCs w:val="0"/>
-          <w:smallCaps w:val="0"/>
-          <w:strike w:val="0"/>
-          <w:color w:val="000000"/>
-          <w:sz w:val="22"/>
-          <w:szCs w:val="22"/>
-          <w:u w:val="none"/>
-          <w:shd w:fill="auto" w:val="clear"/>
-          <w:vertAlign w:val="baseline"/>
-          <w:rtl w:val="0"/>
-        </w:rPr>
-        <w:t xml:space="preserve">Combined both fitness jobs into one - which company do we pick? I think PORW.</w:t>
-      </w:r>
-    </w:p>
-  </w:comment>
-  <w:comment w:author="Caelah Stanley" w:id="0" w:date="2026-03-13T08:48:52Z">
-    <w:p>
-      <w:pPr>
-        <w:keepNext w:val="0"/>
-        <w:keepLines w:val="0"/>
-        <w:pageBreakBefore w:val="0"/>
-        <w:widowControl w:val="0"/>
-        <w:pBdr>
-          <w:top w:space="0" w:sz="0" w:val="nil"/>
-          <w:left w:space="0" w:sz="0" w:val="nil"/>
-          <w:bottom w:space="0" w:sz="0" w:val="nil"/>
-          <w:right w:space="0" w:sz="0" w:val="nil"/>
-          <w:between w:space="0" w:sz="0" w:val="nil"/>
-        </w:pBdr>
-        <w:shd w:fill="auto" w:val="clear"/>
-        <w:spacing w:after="0" w:before="0" w:line="240" w:lineRule="auto"/>
-        <w:ind w:left="0" w:right="0" w:firstLine="0"/>
-        <w:jc w:val="left"/>
-        <w:rPr>
-          <w:rFonts w:ascii="Arial" w:cs="Arial" w:eastAsia="Arial" w:hAnsi="Arial"/>
-          <w:b w:val="0"/>
-          <w:bCs w:val="0"/>
-          <w:i w:val="0"/>
-          <w:iCs w:val="0"/>
-          <w:smallCaps w:val="0"/>
-          <w:strike w:val="0"/>
-          <w:color w:val="000000"/>
-          <w:sz w:val="22"/>
-          <w:szCs w:val="22"/>
-          <w:u w:val="none"/>
-          <w:shd w:fill="auto" w:val="clear"/>
-          <w:vertAlign w:val="baseline"/>
-        </w:rPr>
-      </w:pPr>
-      <w:r>
-        <w:rPr>
-          <w:rFonts w:ascii="Arial" w:cs="Arial" w:eastAsia="Arial" w:hAnsi="Arial"/>
-          <w:b w:val="0"/>
-          <w:bCs w:val="0"/>
-          <w:i w:val="0"/>
-          <w:iCs w:val="0"/>
-          <w:smallCaps w:val="0"/>
-          <w:strike w:val="0"/>
-          <w:color w:val="000000"/>
-          <w:sz w:val="22"/>
-          <w:szCs w:val="22"/>
-          <w:u w:val="none"/>
-          <w:shd w:fill="auto" w:val="clear"/>
-          <w:vertAlign w:val="baseline"/>
-          <w:rtl w:val="0"/>
-        </w:rPr>
-        <w:t xml:space="preserve">TBD pending on roles we apply for</w:t>
-      </w:r>
-    </w:p>
-  </w:comment>
-  <w:comment w:author="Caelah Stanley" w:id="1" w:date="2026-03-13T08:48:38Z">
-    <w:p>
-      <w:pPr>
-        <w:keepNext w:val="0"/>
-        <w:keepLines w:val="0"/>
-        <w:pageBreakBefore w:val="0"/>
-        <w:widowControl w:val="0"/>
-        <w:pBdr>
-          <w:top w:space="0" w:sz="0" w:val="nil"/>
-          <w:left w:space="0" w:sz="0" w:val="nil"/>
-          <w:bottom w:space="0" w:sz="0" w:val="nil"/>
-          <w:right w:space="0" w:sz="0" w:val="nil"/>
-          <w:between w:space="0" w:sz="0" w:val="nil"/>
-        </w:pBdr>
-        <w:shd w:fill="auto" w:val="clear"/>
-        <w:spacing w:after="0" w:before="0" w:line="240" w:lineRule="auto"/>
-        <w:ind w:left="0" w:right="0" w:firstLine="0"/>
-        <w:jc w:val="left"/>
-        <w:rPr>
-          <w:rFonts w:ascii="Arial" w:cs="Arial" w:eastAsia="Arial" w:hAnsi="Arial"/>
-          <w:b w:val="0"/>
-          <w:bCs w:val="0"/>
-          <w:i w:val="0"/>
-          <w:iCs w:val="0"/>
-          <w:smallCaps w:val="0"/>
-          <w:strike w:val="0"/>
-          <w:color w:val="000000"/>
-          <w:sz w:val="22"/>
-          <w:szCs w:val="22"/>
-          <w:u w:val="none"/>
-          <w:shd w:fill="auto" w:val="clear"/>
-          <w:vertAlign w:val="baseline"/>
-        </w:rPr>
-      </w:pPr>
-      <w:r>
-        <w:rPr>
-          <w:rFonts w:ascii="Arial" w:cs="Arial" w:eastAsia="Arial" w:hAnsi="Arial"/>
-          <w:b w:val="0"/>
-          <w:bCs w:val="0"/>
-          <w:i w:val="0"/>
-          <w:iCs w:val="0"/>
-          <w:smallCaps w:val="0"/>
-          <w:strike w:val="0"/>
-          <w:color w:val="000000"/>
-          <w:sz w:val="22"/>
-          <w:szCs w:val="22"/>
-          <w:u w:val="none"/>
-          <w:shd w:fill="auto" w:val="clear"/>
-          <w:vertAlign w:val="baseline"/>
-          <w:rtl w:val="0"/>
-        </w:rPr>
-        <w:t xml:space="preserve">Let's change the locations so they match on Linkedin, and keep it all in 2 different countries</w:t>
-      </w:r>
-    </w:p>
-  </w:comment>
-  <w:comment w:author="Caelah Stanley" w:id="3" w:date="2026-03-13T08:48:38Z">
-    <w:p>
-      <w:pPr>
-        <w:keepNext w:val="0"/>
-        <w:keepLines w:val="0"/>
-        <w:pageBreakBefore w:val="0"/>
-        <w:widowControl w:val="0"/>
-        <w:pBdr>
-          <w:top w:space="0" w:sz="0" w:val="nil"/>
-          <w:left w:space="0" w:sz="0" w:val="nil"/>
-          <w:bottom w:space="0" w:sz="0" w:val="nil"/>
-          <w:right w:space="0" w:sz="0" w:val="nil"/>
-          <w:between w:space="0" w:sz="0" w:val="nil"/>
-        </w:pBdr>
-        <w:shd w:fill="auto" w:val="clear"/>
-        <w:spacing w:after="0" w:before="0" w:line="240" w:lineRule="auto"/>
-        <w:ind w:left="0" w:right="0" w:firstLine="0"/>
-        <w:jc w:val="left"/>
-        <w:rPr>
-          <w:rFonts w:ascii="Arial" w:cs="Arial" w:eastAsia="Arial" w:hAnsi="Arial"/>
-          <w:b w:val="0"/>
-          <w:bCs w:val="0"/>
-          <w:i w:val="0"/>
-          <w:iCs w:val="0"/>
-          <w:smallCaps w:val="0"/>
-          <w:strike w:val="0"/>
-          <w:color w:val="000000"/>
-          <w:sz w:val="22"/>
-          <w:szCs w:val="22"/>
-          <w:u w:val="none"/>
-          <w:shd w:fill="auto" w:val="clear"/>
-          <w:vertAlign w:val="baseline"/>
-        </w:rPr>
-      </w:pPr>
-      <w:r>
-        <w:rPr>
-          <w:rFonts w:ascii="Arial" w:cs="Arial" w:eastAsia="Arial" w:hAnsi="Arial"/>
-          <w:b w:val="0"/>
-          <w:bCs w:val="0"/>
-          <w:i w:val="0"/>
-          <w:iCs w:val="0"/>
-          <w:smallCaps w:val="0"/>
-          <w:strike w:val="0"/>
-          <w:color w:val="000000"/>
-          <w:sz w:val="22"/>
-          <w:szCs w:val="22"/>
-          <w:u w:val="none"/>
-          <w:shd w:fill="auto" w:val="clear"/>
-          <w:vertAlign w:val="baseline"/>
-          <w:rtl w:val="0"/>
-        </w:rPr>
-        <w:t xml:space="preserve">Let's change the locations so they match on Linkedin, and keep it all in 2 different countries</w:t>
-      </w:r>
-    </w:p>
-  </w:comment>
-  <w:comment w:author="Caelah Stanley" w:id="4" w:date="2026-03-13T08:48:38Z">
-    <w:p>
-      <w:pPr>
-        <w:keepNext w:val="0"/>
-        <w:keepLines w:val="0"/>
-        <w:pageBreakBefore w:val="0"/>
-        <w:widowControl w:val="0"/>
-        <w:pBdr>
-          <w:top w:space="0" w:sz="0" w:val="nil"/>
-          <w:left w:space="0" w:sz="0" w:val="nil"/>
-          <w:bottom w:space="0" w:sz="0" w:val="nil"/>
-          <w:right w:space="0" w:sz="0" w:val="nil"/>
-          <w:between w:space="0" w:sz="0" w:val="nil"/>
-        </w:pBdr>
-        <w:shd w:fill="auto" w:val="clear"/>
-        <w:spacing w:after="0" w:before="0" w:line="240" w:lineRule="auto"/>
-        <w:ind w:left="0" w:right="0" w:firstLine="0"/>
-        <w:jc w:val="left"/>
-        <w:rPr>
-          <w:rFonts w:ascii="Arial" w:cs="Arial" w:eastAsia="Arial" w:hAnsi="Arial"/>
-          <w:b w:val="0"/>
-          <w:bCs w:val="0"/>
-          <w:i w:val="0"/>
-          <w:iCs w:val="0"/>
-          <w:smallCaps w:val="0"/>
-          <w:strike w:val="0"/>
-          <w:color w:val="000000"/>
-          <w:sz w:val="22"/>
-          <w:szCs w:val="22"/>
-          <w:u w:val="none"/>
-          <w:shd w:fill="auto" w:val="clear"/>
-          <w:vertAlign w:val="baseline"/>
-        </w:rPr>
-      </w:pPr>
-      <w:r>
-        <w:rPr>
-          <w:rFonts w:ascii="Arial" w:cs="Arial" w:eastAsia="Arial" w:hAnsi="Arial"/>
-          <w:b w:val="0"/>
-          <w:bCs w:val="0"/>
-          <w:i w:val="0"/>
-          <w:iCs w:val="0"/>
-          <w:smallCaps w:val="0"/>
-          <w:strike w:val="0"/>
-          <w:color w:val="000000"/>
-          <w:sz w:val="22"/>
-          <w:szCs w:val="22"/>
-          <w:u w:val="none"/>
-          <w:shd w:fill="auto" w:val="clear"/>
-          <w:vertAlign w:val="baseline"/>
-          <w:rtl w:val="0"/>
-        </w:rPr>
-        <w:t xml:space="preserve">Let's change the locations so they match on Linkedin, and keep it all in 2 different countries</w:t>
-      </w:r>
-    </w:p>
-  </w:comment>
-</w:comments>
-</file>
-
-<file path=word/commentsExtended.xml><?xml version="1.0" encoding="utf-8"?>
-<w15:commentsEx xmlns:mc="http://schemas.openxmlformats.org/markup-compatibility/2006" xmlns:o="urn:schemas-microsoft-com:office:office" xmlns:r="http://schemas.openxmlformats.org/officeDocument/2006/relationships" xmlns:m="http://schemas.openxmlformats.org/officeDocument/2006/math" xmlns:v="urn:schemas-microsoft-com:vml" xmlns:wp="http://schemas.openxmlformats.org/drawingml/2006/wordprocessingDrawing" xmlns:w10="urn:schemas-microsoft-com:office:word" xmlns:w="http://schemas.openxmlformats.org/wordprocessingml/2006/main" xmlns:wne="http://schemas.microsoft.com/office/word/2006/wordml" xmlns:sl="http://schemas.openxmlformats.org/schemaLibrary/2006/main" xmlns:a="http://schemas.openxmlformats.org/drawingml/2006/main" xmlns:pic="http://schemas.openxmlformats.org/drawingml/2006/picture" xmlns:c="http://schemas.openxmlformats.org/drawingml/2006/chart" xmlns:lc="http://schemas.openxmlformats.org/drawingml/2006/lockedCanvas" xmlns:dgm="http://schemas.openxmlformats.org/drawingml/2006/diagram" xmlns:wps="http://schemas.microsoft.com/office/word/2010/wordprocessingShape" xmlns:wpg="http://schemas.microsoft.com/office/word/2010/wordprocessingGroup" xmlns:w14="http://schemas.microsoft.com/office/word/2010/wordml" xmlns:w15="http://schemas.microsoft.com/office/word/2012/wordml" xmlns:w16="http://schemas.microsoft.com/office/word/2018/wordml" xmlns:w16cex="http://schemas.microsoft.com/office/word/2018/wordml/cex" xmlns:w16cid="http://schemas.microsoft.com/office/word/2016/wordml/cid" xmlns="http://schemas.microsoft.com/office/tasks/2019/documenttasks" xmlns:cr="http://schemas.microsoft.com/office/comments/2020/reactions">
-  <w15:commentEx w15:paraId="00000037" w15:done="0"/>
-  <w15:commentEx w15:paraId="00000038" w15:done="0"/>
-  <w15:commentEx w15:paraId="00000039" w15:done="0"/>
-  <w15:commentEx w15:paraId="0000003A" w15:done="0"/>
-  <w15:commentEx w15:paraId="0000003B" w15:done="0"/>
-  <w15:commentEx w15:paraId="0000003C" w15:done="0"/>
-  <w15:commentEx w15:paraId="0000003D" w15:done="0"/>
-</w15:commentsEx>
 </file>
 
 <file path=word/numbering.xml><?xml version="1.0" encoding="utf-8"?>
@@ -3461,7 +2661,7 @@
 
 <file path=customXML/item1.xml><?xml version="1.0" encoding="utf-8"?>
 <go:gDocsCustomXmlDataStorage xmlns:go="http://customooxmlschemas.google.com/" xmlns:r="http://schemas.openxmlformats.org/officeDocument/2006/relationships" uri="GoogleDocsCustomDataVersion2">
-  <go:docsCustomData xmlns:go="http://customooxmlschemas.google.com/" roundtripDataSignature="AMtx7mgLU6nqhHpoHP6HkLFPHOKjxAVnNA==">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</go:docsCustomData>
+  <go:docsCustomData xmlns:go="http://customooxmlschemas.google.com/" roundtripDataSignature="AMtx7mgpTNqCGRHNJIOTjZdtck1BIc4oJQ==">CgMxLjA4AHIhMXRHTFFabEozWW5BbFc2TTRlYnhGV3FxZ1JnS0pTcjdj</go:docsCustomData>
 </go:gDocsCustomXmlDataStorage>
 </file>
 
